--- a/public/Template.docx
+++ b/public/Template.docx
@@ -5553,12 +5553,14 @@
               <w:jc w:val="center"/>
               <w:rPr>
                 <w:rFonts w:ascii="TH SarabunPSK" w:hAnsi="TH SarabunPSK" w:cs="TH SarabunPSK"/>
+                <w:color w:val="000000" w:themeColor="text1"/>
               </w:rPr>
             </w:pPr>
             <w:r>
               <w:rPr>
                 <w:rFonts w:ascii="TH SarabunPSK" w:hAnsi="TH SarabunPSK" w:cs="TH SarabunPSK" w:hint="cs"/>
                 <w:noProof/>
+                <w:color w:val="000000" w:themeColor="text1"/>
               </w:rPr>
               <w:lastRenderedPageBreak/>
               <w:drawing>
@@ -5621,7 +5623,7 @@
                 <w:bCs/>
                 <w:i w:val="0"/>
                 <w:iCs w:val="0"/>
-                <w:color w:val="auto"/>
+                <w:color w:val="000000" w:themeColor="text1"/>
                 <w:szCs w:val="32"/>
               </w:rPr>
             </w:pPr>
@@ -5632,7 +5634,7 @@
                 <w:bCs/>
                 <w:i w:val="0"/>
                 <w:iCs w:val="0"/>
-                <w:color w:val="auto"/>
+                <w:color w:val="000000" w:themeColor="text1"/>
                 <w:szCs w:val="32"/>
                 <w:cs/>
               </w:rPr>
@@ -5653,7 +5655,7 @@
                 <w:bCs/>
                 <w:i w:val="0"/>
                 <w:iCs w:val="0"/>
-                <w:color w:val="auto"/>
+                <w:color w:val="000000" w:themeColor="text1"/>
                 <w:szCs w:val="32"/>
               </w:rPr>
             </w:pPr>
@@ -5662,7 +5664,7 @@
                 <w:rFonts w:ascii="TH SarabunPSK" w:hAnsi="TH SarabunPSK" w:cs="TH SarabunPSK" w:hint="cs"/>
                 <w:i w:val="0"/>
                 <w:iCs w:val="0"/>
-                <w:color w:val="auto"/>
+                <w:color w:val="000000" w:themeColor="text1"/>
                 <w:szCs w:val="32"/>
                 <w:cs/>
               </w:rPr>
@@ -5673,7 +5675,7 @@
                 <w:rFonts w:ascii="TH SarabunPSK" w:hAnsi="TH SarabunPSK" w:cs="TH SarabunPSK" w:hint="cs"/>
                 <w:i w:val="0"/>
                 <w:iCs w:val="0"/>
-                <w:color w:val="auto"/>
+                <w:color w:val="000000" w:themeColor="text1"/>
                 <w:szCs w:val="32"/>
                 <w:cs/>
               </w:rPr>
@@ -5684,7 +5686,7 @@
                 <w:rFonts w:ascii="TH SarabunPSK" w:hAnsi="TH SarabunPSK" w:cs="TH SarabunPSK" w:hint="cs"/>
                 <w:i w:val="0"/>
                 <w:iCs w:val="0"/>
-                <w:color w:val="auto"/>
+                <w:color w:val="000000" w:themeColor="text1"/>
                 <w:szCs w:val="32"/>
               </w:rPr>
               <w:t>…</w:t>
@@ -5705,6 +5707,7 @@
             <w:pPr>
               <w:rPr>
                 <w:rFonts w:ascii="TH SarabunPSK" w:hAnsi="TH SarabunPSK" w:cs="TH SarabunPSK"/>
+                <w:color w:val="000000" w:themeColor="text1"/>
               </w:rPr>
             </w:pPr>
           </w:p>
@@ -5721,7 +5724,7 @@
                 <w:rFonts w:ascii="TH SarabunPSK" w:hAnsi="TH SarabunPSK" w:cs="TH SarabunPSK"/>
                 <w:i w:val="0"/>
                 <w:iCs w:val="0"/>
-                <w:color w:val="auto"/>
+                <w:color w:val="000000" w:themeColor="text1"/>
                 <w:szCs w:val="32"/>
               </w:rPr>
             </w:pPr>
@@ -5730,7 +5733,7 @@
                 <w:rFonts w:ascii="TH SarabunPSK" w:hAnsi="TH SarabunPSK" w:cs="TH SarabunPSK" w:hint="cs"/>
                 <w:i w:val="0"/>
                 <w:iCs w:val="0"/>
-                <w:color w:val="auto"/>
+                <w:color w:val="000000" w:themeColor="text1"/>
                 <w:szCs w:val="32"/>
                 <w:cs/>
               </w:rPr>
@@ -5741,7 +5744,7 @@
                 <w:rFonts w:ascii="TH SarabunPSK" w:hAnsi="TH SarabunPSK" w:cs="TH SarabunPSK" w:hint="cs"/>
                 <w:i w:val="0"/>
                 <w:iCs w:val="0"/>
-                <w:color w:val="auto"/>
+                <w:color w:val="000000" w:themeColor="text1"/>
                 <w:szCs w:val="32"/>
                 <w:cs/>
               </w:rPr>
@@ -5752,7 +5755,7 @@
                 <w:rFonts w:ascii="TH SarabunPSK" w:hAnsi="TH SarabunPSK" w:cs="TH SarabunPSK" w:hint="cs"/>
                 <w:i w:val="0"/>
                 <w:iCs w:val="0"/>
-                <w:color w:val="8A2424"/>
+                <w:color w:val="000000" w:themeColor="text1"/>
                 <w:szCs w:val="32"/>
               </w:rPr>
               <w:t>{</w:t>
@@ -5763,7 +5766,7 @@
                 <w:rFonts w:ascii="TH SarabunPSK" w:hAnsi="TH SarabunPSK" w:cs="TH SarabunPSK" w:hint="cs"/>
                 <w:i w:val="0"/>
                 <w:iCs w:val="0"/>
-                <w:color w:val="8A2424"/>
+                <w:color w:val="000000" w:themeColor="text1"/>
                 <w:szCs w:val="32"/>
               </w:rPr>
               <w:t>courseCode</w:t>
@@ -5774,7 +5777,7 @@
                 <w:rFonts w:ascii="TH SarabunPSK" w:hAnsi="TH SarabunPSK" w:cs="TH SarabunPSK" w:hint="cs"/>
                 <w:i w:val="0"/>
                 <w:iCs w:val="0"/>
-                <w:color w:val="8A2424"/>
+                <w:color w:val="000000" w:themeColor="text1"/>
                 <w:szCs w:val="32"/>
               </w:rPr>
               <w:t>}</w:t>
@@ -5784,7 +5787,7 @@
                 <w:rFonts w:ascii="TH SarabunPSK" w:hAnsi="TH SarabunPSK" w:cs="TH SarabunPSK" w:hint="cs"/>
                 <w:i w:val="0"/>
                 <w:iCs w:val="0"/>
-                <w:color w:val="8A2424"/>
+                <w:color w:val="000000" w:themeColor="text1"/>
                 <w:szCs w:val="32"/>
                 <w:cs/>
               </w:rPr>
@@ -5795,7 +5798,7 @@
                 <w:rFonts w:ascii="TH SarabunPSK" w:hAnsi="TH SarabunPSK" w:cs="TH SarabunPSK" w:hint="cs"/>
                 <w:i w:val="0"/>
                 <w:iCs w:val="0"/>
-                <w:color w:val="auto"/>
+                <w:color w:val="000000" w:themeColor="text1"/>
                 <w:szCs w:val="32"/>
                 <w:cs/>
               </w:rPr>
@@ -5806,7 +5809,7 @@
                 <w:rFonts w:ascii="TH SarabunPSK" w:hAnsi="TH SarabunPSK" w:cs="TH SarabunPSK" w:hint="cs"/>
                 <w:i w:val="0"/>
                 <w:iCs w:val="0"/>
-                <w:color w:val="8A2424"/>
+                <w:color w:val="000000" w:themeColor="text1"/>
                 <w:szCs w:val="32"/>
               </w:rPr>
               <w:t xml:space="preserve"> {</w:t>
@@ -5817,7 +5820,7 @@
                 <w:rFonts w:ascii="TH SarabunPSK" w:hAnsi="TH SarabunPSK" w:cs="TH SarabunPSK" w:hint="cs"/>
                 <w:i w:val="0"/>
                 <w:iCs w:val="0"/>
-                <w:color w:val="8A2424"/>
+                <w:color w:val="000000" w:themeColor="text1"/>
                 <w:szCs w:val="32"/>
               </w:rPr>
               <w:t>courseName</w:t>
@@ -5828,7 +5831,7 @@
                 <w:rFonts w:ascii="TH SarabunPSK" w:hAnsi="TH SarabunPSK" w:cs="TH SarabunPSK" w:hint="cs"/>
                 <w:i w:val="0"/>
                 <w:iCs w:val="0"/>
-                <w:color w:val="8A2424"/>
+                <w:color w:val="000000" w:themeColor="text1"/>
                 <w:szCs w:val="32"/>
               </w:rPr>
               <w:t>}</w:t>
@@ -5838,7 +5841,7 @@
                 <w:rFonts w:ascii="TH SarabunPSK" w:hAnsi="TH SarabunPSK" w:cs="TH SarabunPSK" w:hint="cs"/>
                 <w:i w:val="0"/>
                 <w:iCs w:val="0"/>
-                <w:color w:val="auto"/>
+                <w:color w:val="000000" w:themeColor="text1"/>
                 <w:szCs w:val="32"/>
                 <w:u w:val="dotted"/>
               </w:rPr>
@@ -5858,7 +5861,7 @@
                 <w:rFonts w:ascii="TH SarabunPSK" w:hAnsi="TH SarabunPSK" w:cs="TH SarabunPSK"/>
                 <w:i w:val="0"/>
                 <w:iCs w:val="0"/>
-                <w:color w:val="auto"/>
+                <w:color w:val="000000" w:themeColor="text1"/>
                 <w:szCs w:val="32"/>
                 <w:u w:val="dotted"/>
               </w:rPr>
@@ -5868,7 +5871,7 @@
                 <w:rFonts w:ascii="TH SarabunPSK" w:hAnsi="TH SarabunPSK" w:cs="TH SarabunPSK" w:hint="cs"/>
                 <w:i w:val="0"/>
                 <w:iCs w:val="0"/>
-                <w:color w:val="auto"/>
+                <w:color w:val="000000" w:themeColor="text1"/>
                 <w:szCs w:val="32"/>
                 <w:cs/>
               </w:rPr>
@@ -5879,7 +5882,7 @@
                 <w:rFonts w:ascii="TH SarabunPSK" w:hAnsi="TH SarabunPSK" w:cs="TH SarabunPSK" w:hint="cs"/>
                 <w:i w:val="0"/>
                 <w:iCs w:val="0"/>
-                <w:color w:val="auto"/>
+                <w:color w:val="000000" w:themeColor="text1"/>
                 <w:szCs w:val="32"/>
                 <w:cs/>
               </w:rPr>
@@ -5890,7 +5893,7 @@
                 <w:rFonts w:ascii="TH SarabunPSK" w:hAnsi="TH SarabunPSK" w:cs="TH SarabunPSK" w:hint="cs"/>
                 <w:i w:val="0"/>
                 <w:iCs w:val="0"/>
-                <w:color w:val="auto"/>
+                <w:color w:val="000000" w:themeColor="text1"/>
                 <w:szCs w:val="32"/>
               </w:rPr>
               <w:t>…</w:t>
@@ -5912,6 +5915,7 @@
             <w:pPr>
               <w:rPr>
                 <w:rFonts w:ascii="TH SarabunPSK" w:hAnsi="TH SarabunPSK" w:cs="TH SarabunPSK"/>
+                <w:color w:val="000000" w:themeColor="text1"/>
               </w:rPr>
             </w:pPr>
           </w:p>
@@ -5925,6 +5929,7 @@
               <w:pStyle w:val="NoSpacing"/>
               <w:rPr>
                 <w:rFonts w:ascii="TH SarabunPSK" w:hAnsi="TH SarabunPSK" w:cs="TH SarabunPSK"/>
+                <w:color w:val="000000" w:themeColor="text1"/>
                 <w:szCs w:val="32"/>
                 <w:cs/>
               </w:rPr>
@@ -5932,6 +5937,7 @@
             <w:r>
               <w:rPr>
                 <w:rFonts w:ascii="TH SarabunPSK" w:eastAsiaTheme="majorEastAsia" w:hAnsi="TH SarabunPSK" w:cs="TH SarabunPSK" w:hint="cs"/>
+                <w:color w:val="000000" w:themeColor="text1"/>
                 <w:szCs w:val="32"/>
                 <w:cs/>
               </w:rPr>
@@ -5940,6 +5946,7 @@
             <w:r>
               <w:rPr>
                 <w:rFonts w:ascii="TH SarabunPSK" w:eastAsiaTheme="majorEastAsia" w:hAnsi="TH SarabunPSK" w:cs="TH SarabunPSK" w:hint="cs"/>
+                <w:color w:val="000000" w:themeColor="text1"/>
                 <w:szCs w:val="32"/>
               </w:rPr>
               <w:t xml:space="preserve"> </w:t>
@@ -5947,7 +5954,7 @@
             <w:r>
               <w:rPr>
                 <w:rFonts w:ascii="TH SarabunPSK" w:hAnsi="TH SarabunPSK" w:cs="TH SarabunPSK" w:hint="cs"/>
-                <w:color w:val="8A2424"/>
+                <w:color w:val="000000" w:themeColor="text1"/>
                 <w:szCs w:val="32"/>
               </w:rPr>
               <w:t>{</w:t>
@@ -5956,7 +5963,7 @@
             <w:r>
               <w:rPr>
                 <w:rFonts w:ascii="TH SarabunPSK" w:hAnsi="TH SarabunPSK" w:cs="TH SarabunPSK" w:hint="cs"/>
-                <w:color w:val="8A2424"/>
+                <w:color w:val="000000" w:themeColor="text1"/>
                 <w:szCs w:val="32"/>
               </w:rPr>
               <w:t>unitName</w:t>
@@ -5965,7 +5972,7 @@
             <w:r>
               <w:rPr>
                 <w:rFonts w:ascii="TH SarabunPSK" w:hAnsi="TH SarabunPSK" w:cs="TH SarabunPSK" w:hint="cs"/>
-                <w:color w:val="8A2424"/>
+                <w:color w:val="000000" w:themeColor="text1"/>
                 <w:szCs w:val="32"/>
               </w:rPr>
               <w:t>}</w:t>
@@ -5985,7 +5992,7 @@
                 <w:rFonts w:ascii="TH SarabunPSK" w:hAnsi="TH SarabunPSK" w:cs="TH SarabunPSK"/>
                 <w:i w:val="0"/>
                 <w:iCs w:val="0"/>
-                <w:color w:val="auto"/>
+                <w:color w:val="000000" w:themeColor="text1"/>
                 <w:szCs w:val="32"/>
               </w:rPr>
             </w:pPr>
@@ -5994,7 +6001,7 @@
                 <w:rFonts w:ascii="TH SarabunPSK" w:hAnsi="TH SarabunPSK" w:cs="TH SarabunPSK" w:hint="cs"/>
                 <w:i w:val="0"/>
                 <w:iCs w:val="0"/>
-                <w:color w:val="auto"/>
+                <w:color w:val="000000" w:themeColor="text1"/>
                 <w:szCs w:val="32"/>
                 <w:cs/>
               </w:rPr>
@@ -6005,7 +6012,7 @@
                 <w:rFonts w:ascii="TH SarabunPSK" w:hAnsi="TH SarabunPSK" w:cs="TH SarabunPSK" w:hint="cs"/>
                 <w:i w:val="0"/>
                 <w:iCs w:val="0"/>
-                <w:color w:val="auto"/>
+                <w:color w:val="000000" w:themeColor="text1"/>
                 <w:szCs w:val="32"/>
               </w:rPr>
               <w:t xml:space="preserve"> </w:t>
@@ -6015,7 +6022,7 @@
                 <w:rFonts w:ascii="TH SarabunPSK" w:hAnsi="TH SarabunPSK" w:cs="TH SarabunPSK" w:hint="cs"/>
                 <w:i w:val="0"/>
                 <w:iCs w:val="0"/>
-                <w:color w:val="auto"/>
+                <w:color w:val="000000" w:themeColor="text1"/>
                 <w:szCs w:val="32"/>
               </w:rPr>
               <w:t>{</w:t>
@@ -6026,7 +6033,7 @@
                 <w:rFonts w:ascii="TH SarabunPSK" w:hAnsi="TH SarabunPSK" w:cs="TH SarabunPSK" w:hint="cs"/>
                 <w:i w:val="0"/>
                 <w:iCs w:val="0"/>
-                <w:color w:val="auto"/>
+                <w:color w:val="000000" w:themeColor="text1"/>
                 <w:szCs w:val="32"/>
               </w:rPr>
               <w:t>unitTheory</w:t>
@@ -6037,7 +6044,7 @@
                 <w:rFonts w:ascii="TH SarabunPSK" w:hAnsi="TH SarabunPSK" w:cs="TH SarabunPSK" w:hint="cs"/>
                 <w:i w:val="0"/>
                 <w:iCs w:val="0"/>
-                <w:color w:val="auto"/>
+                <w:color w:val="000000" w:themeColor="text1"/>
                 <w:szCs w:val="32"/>
               </w:rPr>
               <w:t>}</w:t>
@@ -6047,7 +6054,7 @@
                 <w:rFonts w:ascii="TH SarabunPSK" w:hAnsi="TH SarabunPSK" w:cs="TH SarabunPSK" w:hint="cs"/>
                 <w:i w:val="0"/>
                 <w:iCs w:val="0"/>
-                <w:color w:val="auto"/>
+                <w:color w:val="000000" w:themeColor="text1"/>
                 <w:szCs w:val="32"/>
               </w:rPr>
               <w:t xml:space="preserve"> </w:t>
@@ -6057,7 +6064,7 @@
                 <w:rFonts w:ascii="TH SarabunPSK" w:hAnsi="TH SarabunPSK" w:cs="TH SarabunPSK" w:hint="cs"/>
                 <w:i w:val="0"/>
                 <w:iCs w:val="0"/>
-                <w:color w:val="auto"/>
+                <w:color w:val="000000" w:themeColor="text1"/>
                 <w:szCs w:val="32"/>
                 <w:cs/>
               </w:rPr>
@@ -6068,7 +6075,7 @@
                 <w:rFonts w:ascii="TH SarabunPSK" w:hAnsi="TH SarabunPSK" w:cs="TH SarabunPSK" w:hint="cs"/>
                 <w:i w:val="0"/>
                 <w:iCs w:val="0"/>
-                <w:color w:val="auto"/>
+                <w:color w:val="000000" w:themeColor="text1"/>
                 <w:szCs w:val="32"/>
               </w:rPr>
               <w:t xml:space="preserve"> </w:t>
@@ -6082,7 +6089,7 @@
                 <w:rFonts w:ascii="TH SarabunPSK" w:hAnsi="TH SarabunPSK" w:cs="TH SarabunPSK"/>
                 <w:i w:val="0"/>
                 <w:iCs w:val="0"/>
-                <w:color w:val="auto"/>
+                <w:color w:val="000000" w:themeColor="text1"/>
                 <w:szCs w:val="32"/>
                 <w:cs/>
               </w:rPr>
@@ -6092,7 +6099,7 @@
                 <w:rFonts w:ascii="TH SarabunPSK" w:hAnsi="TH SarabunPSK" w:cs="TH SarabunPSK" w:hint="cs"/>
                 <w:i w:val="0"/>
                 <w:iCs w:val="0"/>
-                <w:color w:val="auto"/>
+                <w:color w:val="000000" w:themeColor="text1"/>
                 <w:szCs w:val="32"/>
                 <w:cs/>
               </w:rPr>
@@ -6103,7 +6110,7 @@
                 <w:rFonts w:ascii="TH SarabunPSK" w:hAnsi="TH SarabunPSK" w:cs="TH SarabunPSK" w:hint="cs"/>
                 <w:i w:val="0"/>
                 <w:iCs w:val="0"/>
-                <w:color w:val="auto"/>
+                <w:color w:val="000000" w:themeColor="text1"/>
                 <w:szCs w:val="32"/>
               </w:rPr>
               <w:t xml:space="preserve"> </w:t>
@@ -6113,7 +6120,7 @@
                 <w:rFonts w:ascii="TH SarabunPSK" w:hAnsi="TH SarabunPSK" w:cs="TH SarabunPSK" w:hint="cs"/>
                 <w:i w:val="0"/>
                 <w:iCs w:val="0"/>
-                <w:color w:val="auto"/>
+                <w:color w:val="000000" w:themeColor="text1"/>
                 <w:szCs w:val="32"/>
               </w:rPr>
               <w:t>{</w:t>
@@ -6124,7 +6131,7 @@
                 <w:rFonts w:ascii="TH SarabunPSK" w:hAnsi="TH SarabunPSK" w:cs="TH SarabunPSK" w:hint="cs"/>
                 <w:i w:val="0"/>
                 <w:iCs w:val="0"/>
-                <w:color w:val="auto"/>
+                <w:color w:val="000000" w:themeColor="text1"/>
                 <w:szCs w:val="32"/>
               </w:rPr>
               <w:t>unitPractice</w:t>
@@ -6135,7 +6142,7 @@
                 <w:rFonts w:ascii="TH SarabunPSK" w:hAnsi="TH SarabunPSK" w:cs="TH SarabunPSK" w:hint="cs"/>
                 <w:i w:val="0"/>
                 <w:iCs w:val="0"/>
-                <w:color w:val="auto"/>
+                <w:color w:val="000000" w:themeColor="text1"/>
                 <w:szCs w:val="32"/>
               </w:rPr>
               <w:t>}</w:t>
@@ -6145,7 +6152,7 @@
                 <w:rFonts w:ascii="TH SarabunPSK" w:hAnsi="TH SarabunPSK" w:cs="TH SarabunPSK" w:hint="cs"/>
                 <w:i w:val="0"/>
                 <w:iCs w:val="0"/>
-                <w:color w:val="auto"/>
+                <w:color w:val="000000" w:themeColor="text1"/>
                 <w:szCs w:val="32"/>
               </w:rPr>
               <w:t xml:space="preserve"> </w:t>
@@ -6155,7 +6162,7 @@
                 <w:rFonts w:ascii="TH SarabunPSK" w:hAnsi="TH SarabunPSK" w:cs="TH SarabunPSK" w:hint="cs"/>
                 <w:i w:val="0"/>
                 <w:iCs w:val="0"/>
-                <w:color w:val="auto"/>
+                <w:color w:val="000000" w:themeColor="text1"/>
                 <w:szCs w:val="32"/>
                 <w:cs/>
               </w:rPr>
@@ -6178,7 +6185,7 @@
                 <w:rFonts w:ascii="TH SarabunPSK" w:hAnsi="TH SarabunPSK" w:cs="TH SarabunPSK"/>
                 <w:i w:val="0"/>
                 <w:iCs w:val="0"/>
-                <w:color w:val="auto"/>
+                <w:color w:val="000000" w:themeColor="text1"/>
                 <w:szCs w:val="32"/>
                 <w:cs/>
               </w:rPr>
@@ -6188,7 +6195,7 @@
                 <w:rFonts w:ascii="TH SarabunPSK" w:hAnsi="TH SarabunPSK" w:cs="TH SarabunPSK" w:hint="cs"/>
                 <w:i w:val="0"/>
                 <w:iCs w:val="0"/>
-                <w:color w:val="auto"/>
+                <w:color w:val="000000" w:themeColor="text1"/>
                 <w:szCs w:val="32"/>
                 <w:cs/>
               </w:rPr>
@@ -6199,81 +6206,71 @@
                 <w:rFonts w:ascii="TH SarabunPSK" w:hAnsi="TH SarabunPSK" w:cs="TH SarabunPSK" w:hint="cs"/>
                 <w:i w:val="0"/>
                 <w:iCs w:val="0"/>
-                <w:color w:val="auto"/>
-                <w:szCs w:val="32"/>
-              </w:rPr>
-              <w:t xml:space="preserve"> </w:t>
-            </w:r>
+                <w:color w:val="000000" w:themeColor="text1"/>
+                <w:szCs w:val="32"/>
+              </w:rPr>
+              <w:t xml:space="preserve"> {</w:t>
+            </w:r>
+            <w:proofErr w:type="spellStart"/>
             <w:r>
               <w:rPr>
                 <w:rFonts w:ascii="TH SarabunPSK" w:hAnsi="TH SarabunPSK" w:cs="TH SarabunPSK" w:hint="cs"/>
                 <w:i w:val="0"/>
                 <w:iCs w:val="0"/>
-                <w:color w:val="8A2424"/>
-                <w:szCs w:val="32"/>
-              </w:rPr>
-              <w:t>{</w:t>
-            </w:r>
-            <w:proofErr w:type="spellStart"/>
+                <w:color w:val="000000" w:themeColor="text1"/>
+                <w:szCs w:val="32"/>
+              </w:rPr>
+              <w:t>unitTopics</w:t>
+            </w:r>
+            <w:proofErr w:type="spellEnd"/>
             <w:r>
               <w:rPr>
                 <w:rFonts w:ascii="TH SarabunPSK" w:hAnsi="TH SarabunPSK" w:cs="TH SarabunPSK" w:hint="cs"/>
                 <w:i w:val="0"/>
                 <w:iCs w:val="0"/>
-                <w:color w:val="8A2424"/>
-                <w:szCs w:val="32"/>
-              </w:rPr>
-              <w:t>unitTopics</w:t>
-            </w:r>
-            <w:proofErr w:type="spellEnd"/>
+                <w:color w:val="000000" w:themeColor="text1"/>
+                <w:szCs w:val="32"/>
+              </w:rPr>
+              <w:t>}</w:t>
+            </w:r>
             <w:r>
               <w:rPr>
                 <w:rFonts w:ascii="TH SarabunPSK" w:hAnsi="TH SarabunPSK" w:cs="TH SarabunPSK" w:hint="cs"/>
                 <w:i w:val="0"/>
                 <w:iCs w:val="0"/>
-                <w:color w:val="8A2424"/>
-                <w:szCs w:val="32"/>
-              </w:rPr>
-              <w:t>}</w:t>
+                <w:color w:val="000000" w:themeColor="text1"/>
+                <w:szCs w:val="32"/>
+                <w:cs/>
+              </w:rPr>
+              <w:tab/>
             </w:r>
             <w:r>
               <w:rPr>
                 <w:rFonts w:ascii="TH SarabunPSK" w:hAnsi="TH SarabunPSK" w:cs="TH SarabunPSK" w:hint="cs"/>
                 <w:i w:val="0"/>
                 <w:iCs w:val="0"/>
-                <w:color w:val="auto"/>
+                <w:color w:val="000000" w:themeColor="text1"/>
                 <w:szCs w:val="32"/>
                 <w:cs/>
               </w:rPr>
               <w:tab/>
             </w:r>
-            <w:r>
-              <w:rPr>
-                <w:rFonts w:ascii="TH SarabunPSK" w:hAnsi="TH SarabunPSK" w:cs="TH SarabunPSK" w:hint="cs"/>
+          </w:p>
+        </w:tc>
+        <w:tc>
+          <w:tcPr>
+            <w:tcW w:w="1530" w:type="dxa"/>
+            <w:vMerge/>
+          </w:tcPr>
+          <w:p>
+            <w:pPr>
+              <w:pStyle w:val="Heading7"/>
+              <w:spacing w:before="0"/>
+              <w:rPr>
+                <w:rFonts w:ascii="TH SarabunPSK" w:hAnsi="TH SarabunPSK" w:cs="TH SarabunPSK"/>
                 <w:i w:val="0"/>
                 <w:iCs w:val="0"/>
-                <w:color w:val="auto"/>
-                <w:szCs w:val="32"/>
-                <w:cs/>
-              </w:rPr>
-              <w:tab/>
-            </w:r>
-          </w:p>
-        </w:tc>
-        <w:tc>
-          <w:tcPr>
-            <w:tcW w:w="1530" w:type="dxa"/>
-            <w:vMerge/>
-          </w:tcPr>
-          <w:p>
-            <w:pPr>
-              <w:pStyle w:val="Heading7"/>
-              <w:spacing w:before="0"/>
-              <w:rPr>
-                <w:rFonts w:ascii="TH SarabunPSK" w:hAnsi="TH SarabunPSK" w:cs="TH SarabunPSK"/>
-                <w:i w:val="0"/>
-                <w:iCs w:val="0"/>
-                <w:color w:val="auto"/>
+                <w:color w:val="000000" w:themeColor="text1"/>
                 <w:szCs w:val="32"/>
                 <w:cs/>
               </w:rPr>
